--- a/src/main/resources/static/help/help.docx
+++ b/src/main/resources/static/help/help.docx
@@ -6731,15 +6731,74 @@
           <w:sz w:val="20"/>
           <w:szCs w:val="20"/>
         </w:rPr>
-        <w:t xml:space="preserve"> 模型</w:t>
-      </w:r>
-      <w:r>
-        <w:rPr>
-          <w:rFonts w:hint="eastAsia"/>
-          <w:sz w:val="20"/>
-          <w:szCs w:val="20"/>
-        </w:rPr>
-        <w:t>处于欠费状态时，使用</w:t>
+        <w:t xml:space="preserve"> </w:t>
+      </w:r>
+      <w:r>
+        <w:rPr>
+          <w:rFonts w:hint="eastAsia"/>
+          <w:sz w:val="20"/>
+          <w:szCs w:val="20"/>
+        </w:rPr>
+        <w:t>使用</w:t>
+      </w:r>
+      <w:r>
+        <w:rPr>
+          <w:rFonts w:hint="eastAsia"/>
+          <w:b/>
+          <w:bCs/>
+          <w:sz w:val="20"/>
+          <w:szCs w:val="20"/>
+        </w:rPr>
+        <w:t>Model</w:t>
+      </w:r>
+      <w:r>
+        <w:rPr>
+          <w:rFonts w:hint="eastAsia"/>
+          <w:sz w:val="20"/>
+          <w:szCs w:val="20"/>
+        </w:rPr>
+        <w:t>指令查看/切换模型</w:t>
+      </w:r>
+      <w:r>
+        <w:rPr>
+          <w:rFonts w:hint="eastAsia"/>
+          <w:sz w:val="20"/>
+          <w:szCs w:val="20"/>
+        </w:rPr>
+        <w:t xml:space="preserve"> </w:t>
+      </w:r>
+      <w:r>
+        <w:rPr>
+          <w:rFonts w:hint="eastAsia"/>
+          <w:color w:val="C00000"/>
+          <w:sz w:val="20"/>
+          <w:szCs w:val="20"/>
+        </w:rPr>
+        <w:t>(II级)</w:t>
+      </w:r>
+      <w:r>
+        <w:rPr>
+          <w:rFonts w:hint="eastAsia"/>
+          <w:sz w:val="20"/>
+          <w:szCs w:val="20"/>
+        </w:rPr>
+        <w:t>；</w:t>
+      </w:r>
+      <w:r>
+        <w:rPr>
+          <w:rFonts w:hint="eastAsia"/>
+          <w:sz w:val="20"/>
+          <w:szCs w:val="20"/>
+        </w:rPr>
+        <w:t>模型</w:t>
+      </w:r>
+      <w:r>
+        <w:rPr>
+          <w:rFonts w:hint="eastAsia"/>
+          <w:sz w:val="20"/>
+          <w:szCs w:val="20"/>
+        </w:rPr>
+        <w:t>欠费时，使用</w:t>
       </w:r>
       <w:r>
         <w:rPr>
@@ -7413,7 +7472,7 @@
           <w:sz w:val="20"/>
           <w:szCs w:val="20"/>
         </w:rPr>
-        <w:t xml:space="preserve">4 </w:t>
+        <w:t>5</w:t>
       </w:r>
       <w:r>
         <w:rPr>
@@ -7442,6 +7501,14 @@
       <w:r>
         <w:rPr>
           <w:rFonts w:hint="eastAsia"/>
+          <w:sz w:val="20"/>
+          <w:szCs w:val="20"/>
+        </w:rPr>
+        <w:t xml:space="preserve"> </w:t>
+      </w:r>
+      <w:r>
+        <w:rPr>
+          <w:rFonts w:hint="eastAsia"/>
           <w:b/>
           <w:bCs/>
           <w:sz w:val="20"/>
@@ -7511,7 +7578,15 @@
           <w:sz w:val="20"/>
           <w:szCs w:val="20"/>
         </w:rPr>
-        <w:t>10</w:t>
+        <w:t>1</w:t>
+      </w:r>
+      <w:r>
+        <w:rPr>
+          <w:rFonts w:hint="eastAsia"/>
+          <w:sz w:val="20"/>
+          <w:szCs w:val="20"/>
+        </w:rPr>
+        <w:t>5</w:t>
       </w:r>
     </w:p>
     <w:sectPr>
@@ -8291,6 +8366,7 @@
   <w:style w:type="character" w:default="1" w:styleId="a0">
     <w:name w:val="Default Paragraph Font"/>
     <w:uiPriority w:val="1"/>
+    <w:semiHidden/>
     <w:unhideWhenUsed/>
   </w:style>
   <w:style w:type="table" w:default="1" w:styleId="a1">
